--- a/Норникель_страховая_защита.docx
+++ b/Норникель_страховая_защита.docx
@@ -2364,7 +2364,7 @@
           <w:i w:val="0"/>
           <w:sz w:val="22"/>
         </w:rPr>
-        <w:t>Совокупный ожидаемый годовой убыток (Σ PML) по страхуемым рискам ≈ 23–35 млрд руб./год — это та величина потерь, которую компания статистически «оплачивает» ежегодно, удерживая риски на себе. Оптимальная страховая программа (раздел 6) стоит существенно меньше и при этом снимает катастрофические «хвосты» MFL.</w:t>
+        <w:t>Совокупный ожидаемый годовой убыток (Σ PML) по страхуемым рискам ≈ 37–74 млрд руб./год (6 + (15–50) + 15 + (1–2) + (0,1–0,5)) — это та величина потерь, которую компания статистически «оплачивает» ежегодно, удерживая риски на себе. Оптимальная страховая программа (раздел 7) стоит существенно меньше и при этом снимает катастрофические «хвосты» MFL.</w:t>
       </w:r>
     </w:p>
     <w:p>
@@ -2600,7 +2600,7 @@
           <w:i w:val="0"/>
           <w:sz w:val="22"/>
         </w:rPr>
-        <w:t>Рыночные лимиты 0,5–10 млрд руб.; тариф 1–5%. Расчёт при лимите 5 млрд руб. и тарифе 2%: 5 млрд × 2% = 100 млн руб./год. (Подробное описание покрытия и исключений — раздел 7.)</w:t>
+        <w:t>Рыночные лимиты 0,5–10 млрд руб.; тариф 1–5%. Расчёт при лимите 5 млрд руб. и тарифе 2%: 5 млрд × 2% = 100 млн руб./год. (Подробное описание покрытия и исключений — раздел 6.)</w:t>
       </w:r>
     </w:p>
     <w:p>
@@ -3121,91 +3121,157 @@
     </w:p>
     <w:p>
       <w:pPr>
-        <w:pStyle w:val="ListNumber"/>
         <w:spacing w:after="40"/>
+        <w:ind w:left="360" w:hanging="360"/>
       </w:pPr>
       <w:r>
         <w:rPr>
           <w:b/>
+          <w:sz w:val="22"/>
+        </w:rPr>
+        <w:t xml:space="preserve">1. </w:t>
+      </w:r>
+      <w:r>
+        <w:rPr>
+          <w:b/>
+          <w:sz w:val="22"/>
         </w:rPr>
         <w:t xml:space="preserve">Расходы на расследование инцидента. </w:t>
       </w:r>
       <w:r>
+        <w:rPr>
+          <w:sz w:val="22"/>
+        </w:rPr>
         <w:t>IT-форензика: выявление причины и оценка ущерба — обычно до 50 млн руб. на случай.</w:t>
       </w:r>
     </w:p>
     <w:p>
       <w:pPr>
-        <w:pStyle w:val="ListNumber"/>
         <w:spacing w:after="40"/>
+        <w:ind w:left="360" w:hanging="360"/>
       </w:pPr>
       <w:r>
         <w:rPr>
           <w:b/>
+          <w:sz w:val="22"/>
+        </w:rPr>
+        <w:t xml:space="preserve">2. </w:t>
+      </w:r>
+      <w:r>
+        <w:rPr>
+          <w:b/>
+          <w:sz w:val="22"/>
         </w:rPr>
         <w:t xml:space="preserve">Восстановление данных и систем (IT-восстановление) — </w:t>
       </w:r>
       <w:r>
+        <w:rPr>
+          <w:sz w:val="22"/>
+        </w:rPr>
         <w:t>включено отдельным подлимитом.</w:t>
       </w:r>
     </w:p>
     <w:p>
       <w:pPr>
-        <w:pStyle w:val="ListNumber"/>
         <w:spacing w:after="40"/>
+        <w:ind w:left="360" w:hanging="360"/>
       </w:pPr>
       <w:r>
         <w:rPr>
           <w:b/>
+          <w:sz w:val="22"/>
+        </w:rPr>
+        <w:t xml:space="preserve">3. </w:t>
+      </w:r>
+      <w:r>
+        <w:rPr>
+          <w:b/>
+          <w:sz w:val="22"/>
         </w:rPr>
         <w:t xml:space="preserve">Упущенная выгода от простоя ИТ и производственных систем (BI по ИТ) — </w:t>
       </w:r>
       <w:r>
+        <w:rPr>
+          <w:sz w:val="22"/>
+        </w:rPr>
         <w:t>как правило до 60–80% лимита.</w:t>
       </w:r>
     </w:p>
     <w:p>
       <w:pPr>
-        <w:pStyle w:val="ListNumber"/>
         <w:spacing w:after="40"/>
+        <w:ind w:left="360" w:hanging="360"/>
       </w:pPr>
       <w:r>
         <w:rPr>
           <w:b/>
+          <w:sz w:val="22"/>
+        </w:rPr>
+        <w:t xml:space="preserve">4. </w:t>
+      </w:r>
+      <w:r>
+        <w:rPr>
+          <w:b/>
+          <w:sz w:val="22"/>
         </w:rPr>
         <w:t xml:space="preserve">Кризисные коммуникации и юридическое сопровождение: </w:t>
       </w:r>
       <w:r>
+        <w:rPr>
+          <w:sz w:val="22"/>
+        </w:rPr>
         <w:t>юристы, уведомление клиентов, PR-мероприятия.</w:t>
       </w:r>
     </w:p>
     <w:p>
       <w:pPr>
-        <w:pStyle w:val="ListNumber"/>
         <w:spacing w:after="40"/>
+        <w:ind w:left="360" w:hanging="360"/>
       </w:pPr>
       <w:r>
         <w:rPr>
           <w:b/>
+          <w:sz w:val="22"/>
+        </w:rPr>
+        <w:t xml:space="preserve">5. </w:t>
+      </w:r>
+      <w:r>
+        <w:rPr>
+          <w:b/>
+          <w:sz w:val="22"/>
         </w:rPr>
         <w:t xml:space="preserve">Выкуп при вымогательстве (ransomware) — </w:t>
       </w:r>
       <w:r>
+        <w:rPr>
+          <w:sz w:val="22"/>
+        </w:rPr>
         <w:t>если это не противоречит законодательству РФ.</w:t>
       </w:r>
     </w:p>
     <w:p>
       <w:pPr>
-        <w:pStyle w:val="ListNumber"/>
         <w:spacing w:after="40"/>
+        <w:ind w:left="360" w:hanging="360"/>
       </w:pPr>
       <w:r>
         <w:rPr>
           <w:b/>
+          <w:sz w:val="22"/>
+        </w:rPr>
+        <w:t xml:space="preserve">6. </w:t>
+      </w:r>
+      <w:r>
+        <w:rPr>
+          <w:b/>
+          <w:sz w:val="22"/>
         </w:rPr>
         <w:t xml:space="preserve">Расходы на восстановление репутации — </w:t>
       </w:r>
       <w:r>
+        <w:rPr>
+          <w:sz w:val="22"/>
+        </w:rPr>
         <w:t>ограниченно, например до 10% лимита.</w:t>
       </w:r>
     </w:p>
@@ -4062,46 +4128,96 @@
     </w:p>
     <w:p>
       <w:pPr>
-        <w:pStyle w:val="ListNumber"/>
         <w:spacing w:after="40"/>
+        <w:ind w:left="360" w:hanging="360"/>
       </w:pPr>
       <w:r>
+        <w:rPr>
+          <w:b/>
+          <w:sz w:val="22"/>
+        </w:rPr>
+        <w:t xml:space="preserve">1. </w:t>
+      </w:r>
+      <w:r>
+        <w:rPr>
+          <w:sz w:val="22"/>
+        </w:rPr>
         <w:t>Соотношение цена/качество: 2,3% чистой прибыли — экономически оправданная плата за передачу катастрофических рисков.</w:t>
       </w:r>
     </w:p>
     <w:p>
       <w:pPr>
-        <w:pStyle w:val="ListNumber"/>
         <w:spacing w:after="40"/>
+        <w:ind w:left="360" w:hanging="360"/>
       </w:pPr>
       <w:r>
+        <w:rPr>
+          <w:b/>
+          <w:sz w:val="22"/>
+        </w:rPr>
+        <w:t xml:space="preserve">2. </w:t>
+      </w:r>
+      <w:r>
+        <w:rPr>
+          <w:sz w:val="22"/>
+        </w:rPr>
         <w:t>Кейс-2020 показал, что вынужденное самоудержание экологического риска обошлось в сумму, сопоставимую с годовой прибылью (≈340 млрд руб. ущерба против 169 млрд руб. прибыли). Полис экологической ответственности стоит 100–200 млн руб. — в тысячи раз дешевле потенциального убытка.</w:t>
       </w:r>
     </w:p>
     <w:p>
       <w:pPr>
-        <w:pStyle w:val="ListNumber"/>
         <w:spacing w:after="40"/>
+        <w:ind w:left="360" w:hanging="360"/>
       </w:pPr>
       <w:r>
+        <w:rPr>
+          <w:b/>
+          <w:sz w:val="22"/>
+        </w:rPr>
+        <w:t xml:space="preserve">3. </w:t>
+      </w:r>
+      <w:r>
+        <w:rPr>
+          <w:sz w:val="22"/>
+        </w:rPr>
         <w:t>BI критически важно: простой даже на месяц = потеря ~96 млрд руб. выручки. Страхование BI за ≈1,16 млрд руб./год окупается уже при одной остановке за десятилетия эксплуатации. Сравнимый кейс — пожар на складе Wildberries (2023): из 15 млрд руб. убытка страховщики возместили ≈100%, в т. ч. 3,1 млрд руб. по BI.</w:t>
       </w:r>
     </w:p>
     <w:p>
       <w:pPr>
-        <w:pStyle w:val="ListNumber"/>
         <w:spacing w:after="40"/>
+        <w:ind w:left="360" w:hanging="360"/>
       </w:pPr>
       <w:r>
+        <w:rPr>
+          <w:b/>
+          <w:sz w:val="22"/>
+        </w:rPr>
+        <w:t xml:space="preserve">4. </w:t>
+      </w:r>
+      <w:r>
+        <w:rPr>
+          <w:sz w:val="22"/>
+        </w:rPr>
         <w:t>Киберриски растут (кибер — риск № 1 в «Барометре-2026»): включение киберстрахования за ~100 млн руб./год — разумный компромисс при покрытии 5 млрд руб.</w:t>
       </w:r>
     </w:p>
     <w:p>
       <w:pPr>
-        <w:pStyle w:val="ListNumber"/>
         <w:spacing w:after="40"/>
+        <w:ind w:left="360" w:hanging="360"/>
       </w:pPr>
       <w:r>
+        <w:rPr>
+          <w:b/>
+          <w:sz w:val="22"/>
+        </w:rPr>
+        <w:t xml:space="preserve">5. </w:t>
+      </w:r>
+      <w:r>
+        <w:rPr>
+          <w:sz w:val="22"/>
+        </w:rPr>
         <w:t>D&amp;O защищает менеджмент в условиях высокой санкционной и регуляторной нагрузки (за ~30 млн руб./год).</w:t>
       </w:r>
     </w:p>
@@ -4293,9 +4409,16 @@
     </w:p>
     <w:p>
       <w:pPr>
-        <w:pStyle w:val="ListNumber"/>
         <w:spacing w:after="40"/>
-      </w:pPr>
+        <w:ind w:left="360" w:hanging="360"/>
+      </w:pPr>
+      <w:r>
+        <w:rPr>
+          <w:b/>
+          <w:sz w:val="19"/>
+        </w:rPr>
+        <w:t xml:space="preserve">1. </w:t>
+      </w:r>
       <w:r>
         <w:rPr>
           <w:sz w:val="19"/>
@@ -4305,9 +4428,16 @@
     </w:p>
     <w:p>
       <w:pPr>
-        <w:pStyle w:val="ListNumber"/>
         <w:spacing w:after="40"/>
-      </w:pPr>
+        <w:ind w:left="360" w:hanging="360"/>
+      </w:pPr>
+      <w:r>
+        <w:rPr>
+          <w:b/>
+          <w:sz w:val="19"/>
+        </w:rPr>
+        <w:t xml:space="preserve">2. </w:t>
+      </w:r>
       <w:r>
         <w:rPr>
           <w:sz w:val="19"/>
@@ -4317,9 +4447,16 @@
     </w:p>
     <w:p>
       <w:pPr>
-        <w:pStyle w:val="ListNumber"/>
         <w:spacing w:after="40"/>
-      </w:pPr>
+        <w:ind w:left="360" w:hanging="360"/>
+      </w:pPr>
+      <w:r>
+        <w:rPr>
+          <w:b/>
+          <w:sz w:val="19"/>
+        </w:rPr>
+        <w:t xml:space="preserve">3. </w:t>
+      </w:r>
       <w:r>
         <w:rPr>
           <w:sz w:val="19"/>
@@ -4329,9 +4466,16 @@
     </w:p>
     <w:p>
       <w:pPr>
-        <w:pStyle w:val="ListNumber"/>
         <w:spacing w:after="40"/>
-      </w:pPr>
+        <w:ind w:left="360" w:hanging="360"/>
+      </w:pPr>
+      <w:r>
+        <w:rPr>
+          <w:b/>
+          <w:sz w:val="19"/>
+        </w:rPr>
+        <w:t xml:space="preserve">4. </w:t>
+      </w:r>
       <w:r>
         <w:rPr>
           <w:sz w:val="19"/>
@@ -4341,9 +4485,16 @@
     </w:p>
     <w:p>
       <w:pPr>
-        <w:pStyle w:val="ListNumber"/>
         <w:spacing w:after="40"/>
-      </w:pPr>
+        <w:ind w:left="360" w:hanging="360"/>
+      </w:pPr>
+      <w:r>
+        <w:rPr>
+          <w:b/>
+          <w:sz w:val="19"/>
+        </w:rPr>
+        <w:t xml:space="preserve">5. </w:t>
+      </w:r>
       <w:r>
         <w:rPr>
           <w:sz w:val="19"/>
@@ -4353,9 +4504,16 @@
     </w:p>
     <w:p>
       <w:pPr>
-        <w:pStyle w:val="ListNumber"/>
         <w:spacing w:after="40"/>
-      </w:pPr>
+        <w:ind w:left="360" w:hanging="360"/>
+      </w:pPr>
+      <w:r>
+        <w:rPr>
+          <w:b/>
+          <w:sz w:val="19"/>
+        </w:rPr>
+        <w:t xml:space="preserve">6. </w:t>
+      </w:r>
       <w:r>
         <w:rPr>
           <w:sz w:val="19"/>
@@ -4365,9 +4523,16 @@
     </w:p>
     <w:p>
       <w:pPr>
-        <w:pStyle w:val="ListNumber"/>
         <w:spacing w:after="40"/>
-      </w:pPr>
+        <w:ind w:left="360" w:hanging="360"/>
+      </w:pPr>
+      <w:r>
+        <w:rPr>
+          <w:b/>
+          <w:sz w:val="19"/>
+        </w:rPr>
+        <w:t xml:space="preserve">7. </w:t>
+      </w:r>
       <w:r>
         <w:rPr>
           <w:sz w:val="19"/>
@@ -4377,9 +4542,16 @@
     </w:p>
     <w:p>
       <w:pPr>
-        <w:pStyle w:val="ListNumber"/>
         <w:spacing w:after="40"/>
-      </w:pPr>
+        <w:ind w:left="360" w:hanging="360"/>
+      </w:pPr>
+      <w:r>
+        <w:rPr>
+          <w:b/>
+          <w:sz w:val="19"/>
+        </w:rPr>
+        <w:t xml:space="preserve">8. </w:t>
+      </w:r>
       <w:r>
         <w:rPr>
           <w:sz w:val="19"/>
@@ -4389,9 +4561,16 @@
     </w:p>
     <w:p>
       <w:pPr>
-        <w:pStyle w:val="ListNumber"/>
         <w:spacing w:after="40"/>
-      </w:pPr>
+        <w:ind w:left="360" w:hanging="360"/>
+      </w:pPr>
+      <w:r>
+        <w:rPr>
+          <w:b/>
+          <w:sz w:val="19"/>
+        </w:rPr>
+        <w:t xml:space="preserve">9. </w:t>
+      </w:r>
       <w:r>
         <w:rPr>
           <w:sz w:val="19"/>
@@ -4401,9 +4580,16 @@
     </w:p>
     <w:p>
       <w:pPr>
-        <w:pStyle w:val="ListNumber"/>
         <w:spacing w:after="40"/>
-      </w:pPr>
+        <w:ind w:left="360" w:hanging="360"/>
+      </w:pPr>
+      <w:r>
+        <w:rPr>
+          <w:b/>
+          <w:sz w:val="19"/>
+        </w:rPr>
+        <w:t xml:space="preserve">10. </w:t>
+      </w:r>
       <w:r>
         <w:rPr>
           <w:sz w:val="19"/>
@@ -4413,9 +4599,16 @@
     </w:p>
     <w:p>
       <w:pPr>
-        <w:pStyle w:val="ListNumber"/>
         <w:spacing w:after="40"/>
-      </w:pPr>
+        <w:ind w:left="360" w:hanging="360"/>
+      </w:pPr>
+      <w:r>
+        <w:rPr>
+          <w:b/>
+          <w:sz w:val="19"/>
+        </w:rPr>
+        <w:t xml:space="preserve">11. </w:t>
+      </w:r>
       <w:r>
         <w:rPr>
           <w:sz w:val="19"/>
@@ -4425,9 +4618,16 @@
     </w:p>
     <w:p>
       <w:pPr>
-        <w:pStyle w:val="ListNumber"/>
         <w:spacing w:after="40"/>
-      </w:pPr>
+        <w:ind w:left="360" w:hanging="360"/>
+      </w:pPr>
+      <w:r>
+        <w:rPr>
+          <w:b/>
+          <w:sz w:val="19"/>
+        </w:rPr>
+        <w:t xml:space="preserve">12. </w:t>
+      </w:r>
       <w:r>
         <w:rPr>
           <w:sz w:val="19"/>
@@ -4437,9 +4637,16 @@
     </w:p>
     <w:p>
       <w:pPr>
-        <w:pStyle w:val="ListNumber"/>
         <w:spacing w:after="40"/>
-      </w:pPr>
+        <w:ind w:left="360" w:hanging="360"/>
+      </w:pPr>
+      <w:r>
+        <w:rPr>
+          <w:b/>
+          <w:sz w:val="19"/>
+        </w:rPr>
+        <w:t xml:space="preserve">13. </w:t>
+      </w:r>
       <w:r>
         <w:rPr>
           <w:sz w:val="19"/>
@@ -4449,9 +4656,16 @@
     </w:p>
     <w:p>
       <w:pPr>
-        <w:pStyle w:val="ListNumber"/>
         <w:spacing w:after="40"/>
-      </w:pPr>
+        <w:ind w:left="360" w:hanging="360"/>
+      </w:pPr>
+      <w:r>
+        <w:rPr>
+          <w:b/>
+          <w:sz w:val="19"/>
+        </w:rPr>
+        <w:t xml:space="preserve">14. </w:t>
+      </w:r>
       <w:r>
         <w:rPr>
           <w:sz w:val="19"/>
@@ -4461,9 +4675,16 @@
     </w:p>
     <w:p>
       <w:pPr>
-        <w:pStyle w:val="ListNumber"/>
         <w:spacing w:after="40"/>
-      </w:pPr>
+        <w:ind w:left="360" w:hanging="360"/>
+      </w:pPr>
+      <w:r>
+        <w:rPr>
+          <w:b/>
+          <w:sz w:val="19"/>
+        </w:rPr>
+        <w:t xml:space="preserve">15. </w:t>
+      </w:r>
       <w:r>
         <w:rPr>
           <w:sz w:val="19"/>
@@ -4473,9 +4694,16 @@
     </w:p>
     <w:p>
       <w:pPr>
-        <w:pStyle w:val="ListNumber"/>
         <w:spacing w:after="40"/>
-      </w:pPr>
+        <w:ind w:left="360" w:hanging="360"/>
+      </w:pPr>
+      <w:r>
+        <w:rPr>
+          <w:b/>
+          <w:sz w:val="19"/>
+        </w:rPr>
+        <w:t xml:space="preserve">16. </w:t>
+      </w:r>
       <w:r>
         <w:rPr>
           <w:sz w:val="19"/>
@@ -4485,9 +4713,16 @@
     </w:p>
     <w:p>
       <w:pPr>
-        <w:pStyle w:val="ListNumber"/>
         <w:spacing w:after="40"/>
-      </w:pPr>
+        <w:ind w:left="360" w:hanging="360"/>
+      </w:pPr>
+      <w:r>
+        <w:rPr>
+          <w:b/>
+          <w:sz w:val="19"/>
+        </w:rPr>
+        <w:t xml:space="preserve">17. </w:t>
+      </w:r>
       <w:r>
         <w:rPr>
           <w:sz w:val="19"/>
@@ -4497,9 +4732,16 @@
     </w:p>
     <w:p>
       <w:pPr>
-        <w:pStyle w:val="ListNumber"/>
         <w:spacing w:after="40"/>
-      </w:pPr>
+        <w:ind w:left="360" w:hanging="360"/>
+      </w:pPr>
+      <w:r>
+        <w:rPr>
+          <w:b/>
+          <w:sz w:val="19"/>
+        </w:rPr>
+        <w:t xml:space="preserve">18. </w:t>
+      </w:r>
       <w:r>
         <w:rPr>
           <w:sz w:val="19"/>
